--- a/pr-preview/pr-215/bayesian-inference-handout.docx
+++ b/pr-preview/pr-215/bayesian-inference-handout.docx
@@ -15,7 +15,7 @@
         <w:pStyle w:val="Date"/>
       </w:pPr>
       <w:r>
-        <w:t xml:space="preserve">Last modified: 2026-10-15 12:43:47 (PDT)</w:t>
+        <w:t xml:space="preserve">Last modified: 2026-10-15 13:30:33 (PDT)</w:t>
       </w:r>
     </w:p>
     <w:p>
@@ -24246,6 +24246,20 @@
       </w:r>
     </w:p>
     <w:bookmarkEnd w:id="66"/>
+    <w:p>
+      <w:pPr>
+        <w:pStyle w:val="BodyText"/>
+      </w:pPr>
+      <w:r>
+        <w:t xml:space="preserve">Casella and Berger (2002, sec. 9.2.4, pp. 435–439)</w:t>
+      </w:r>
+      <w:r>
+        <w:t xml:space="preserve"> </w:t>
+      </w:r>
+      <w:r>
+        <w:t xml:space="preserve">covers Bayesian intervals.</w:t>
+      </w:r>
+    </w:p>
     <w:bookmarkEnd w:id="67"/>
     <w:bookmarkStart w:id="72" w:name="sec-bayes-parameter-space"/>
     <w:p>
@@ -25091,6 +25105,60 @@
       </w:r>
     </w:p>
     <w:bookmarkEnd w:id="71"/>
+    <w:p>
+      <w:pPr>
+        <w:pStyle w:val="Compact"/>
+        <w:numPr>
+          <w:ilvl w:val="0"/>
+          <w:numId w:val="1002"/>
+        </w:numPr>
+      </w:pPr>
+      <w:r>
+        <w:t xml:space="preserve">Hogg et al. (2019, sec. 6.8, pp. 298–305)</w:t>
+      </w:r>
+      <w:r>
+        <w:t xml:space="preserve"> </w:t>
+      </w:r>
+      <w:r>
+        <w:t xml:space="preserve">covers Bayesian estimation.</w:t>
+      </w:r>
+    </w:p>
+    <w:p>
+      <w:pPr>
+        <w:pStyle w:val="Compact"/>
+        <w:numPr>
+          <w:ilvl w:val="0"/>
+          <w:numId w:val="1002"/>
+        </w:numPr>
+      </w:pPr>
+      <w:r>
+        <w:t xml:space="preserve">Casella and Berger (2002, sec. 7.2.3, pp. 324–325)</w:t>
+      </w:r>
+      <w:r>
+        <w:t xml:space="preserve"> </w:t>
+      </w:r>
+      <w:r>
+        <w:t xml:space="preserve">covers Bayes estimators.</w:t>
+      </w:r>
+    </w:p>
+    <w:p>
+      <w:pPr>
+        <w:pStyle w:val="Compact"/>
+        <w:numPr>
+          <w:ilvl w:val="0"/>
+          <w:numId w:val="1002"/>
+        </w:numPr>
+      </w:pPr>
+      <w:r>
+        <w:t xml:space="preserve">Rice (2007, sec. 8.6, pp. 285–297)</w:t>
+      </w:r>
+      <w:r>
+        <w:t xml:space="preserve"> </w:t>
+      </w:r>
+      <w:r>
+        <w:t xml:space="preserve">covers the Bayesian approach to parameter estimation.</w:t>
+      </w:r>
+    </w:p>
     <w:bookmarkEnd w:id="72"/>
     <w:bookmarkEnd w:id="73"/>
     <w:bookmarkStart w:id="104" w:name="sec-bayes-priors"/>
@@ -27518,7 +27586,7 @@
         <w:pStyle w:val="Compact"/>
         <w:numPr>
           <w:ilvl w:val="0"/>
-          <w:numId w:val="1002"/>
+          <w:numId w:val="1003"/>
         </w:numPr>
       </w:pPr>
       <w:r>
@@ -27566,7 +27634,7 @@
         <w:pStyle w:val="Compact"/>
         <w:numPr>
           <w:ilvl w:val="0"/>
-          <w:numId w:val="1002"/>
+          <w:numId w:val="1003"/>
         </w:numPr>
       </w:pPr>
       <w:r>
@@ -32824,7 +32892,7 @@
         <w:pStyle w:val="Compact"/>
         <w:numPr>
           <w:ilvl w:val="0"/>
-          <w:numId w:val="1003"/>
+          <w:numId w:val="1004"/>
         </w:numPr>
       </w:pPr>
       <w:hyperlink w:anchor="def-informative-prior">
@@ -32925,7 +32993,7 @@
         <w:pStyle w:val="Compact"/>
         <w:numPr>
           <w:ilvl w:val="0"/>
-          <w:numId w:val="1003"/>
+          <w:numId w:val="1004"/>
         </w:numPr>
       </w:pPr>
       <w:hyperlink w:anchor="def-weakly-informative-prior">
@@ -33020,7 +33088,7 @@
         <w:pStyle w:val="Compact"/>
         <w:numPr>
           <w:ilvl w:val="0"/>
-          <w:numId w:val="1003"/>
+          <w:numId w:val="1004"/>
         </w:numPr>
       </w:pPr>
       <w:hyperlink w:anchor="def-flat-prior">
@@ -43499,7 +43567,7 @@
         <w:pStyle w:val="Compact"/>
         <w:numPr>
           <w:ilvl w:val="0"/>
-          <w:numId w:val="1004"/>
+          <w:numId w:val="1005"/>
         </w:numPr>
       </w:pPr>
       <w:r>
@@ -43600,7 +43668,7 @@
         <w:pStyle w:val="Compact"/>
         <w:numPr>
           <w:ilvl w:val="0"/>
-          <w:numId w:val="1004"/>
+          <w:numId w:val="1005"/>
         </w:numPr>
       </w:pPr>
       <w:r>
@@ -44992,7 +45060,7 @@
         <w:pStyle w:val="Compact"/>
         <w:numPr>
           <w:ilvl w:val="0"/>
-          <w:numId w:val="1005"/>
+          <w:numId w:val="1006"/>
         </w:numPr>
       </w:pPr>
       <w:r>
@@ -45063,7 +45131,7 @@
         <w:pStyle w:val="Compact"/>
         <w:numPr>
           <w:ilvl w:val="0"/>
-          <w:numId w:val="1005"/>
+          <w:numId w:val="1006"/>
         </w:numPr>
       </w:pPr>
       <w:r>
@@ -47973,7 +48041,7 @@
         <w:pStyle w:val="Compact"/>
         <w:numPr>
           <w:ilvl w:val="0"/>
-          <w:numId w:val="1006"/>
+          <w:numId w:val="1007"/>
         </w:numPr>
       </w:pPr>
       <w:r>
@@ -48045,7 +48113,7 @@
         <w:pStyle w:val="Compact"/>
         <w:numPr>
           <w:ilvl w:val="0"/>
-          <w:numId w:val="1006"/>
+          <w:numId w:val="1007"/>
         </w:numPr>
       </w:pPr>
       <w:r>
@@ -52816,7 +52884,7 @@
         <w:pStyle w:val="Compact"/>
         <w:numPr>
           <w:ilvl w:val="0"/>
-          <w:numId w:val="1007"/>
+          <w:numId w:val="1008"/>
         </w:numPr>
       </w:pPr>
       <w:hyperlink r:id="rId144">
@@ -52842,7 +52910,7 @@
         <w:pStyle w:val="Compact"/>
         <w:numPr>
           <w:ilvl w:val="0"/>
-          <w:numId w:val="1007"/>
+          <w:numId w:val="1008"/>
         </w:numPr>
       </w:pPr>
       <w:hyperlink r:id="rId145">
@@ -52868,7 +52936,7 @@
         <w:pStyle w:val="Compact"/>
         <w:numPr>
           <w:ilvl w:val="0"/>
-          <w:numId w:val="1007"/>
+          <w:numId w:val="1008"/>
         </w:numPr>
       </w:pPr>
       <w:hyperlink r:id="rId146">
@@ -52894,7 +52962,7 @@
         <w:pStyle w:val="Compact"/>
         <w:numPr>
           <w:ilvl w:val="0"/>
-          <w:numId w:val="1007"/>
+          <w:numId w:val="1008"/>
         </w:numPr>
       </w:pPr>
       <w:hyperlink r:id="rId147">
@@ -52920,7 +52988,7 @@
         <w:pStyle w:val="Compact"/>
         <w:numPr>
           <w:ilvl w:val="0"/>
-          <w:numId w:val="1007"/>
+          <w:numId w:val="1008"/>
         </w:numPr>
       </w:pPr>
       <w:hyperlink r:id="rId148">
@@ -52946,7 +53014,7 @@
         <w:pStyle w:val="Compact"/>
         <w:numPr>
           <w:ilvl w:val="0"/>
-          <w:numId w:val="1007"/>
+          <w:numId w:val="1008"/>
         </w:numPr>
       </w:pPr>
       <w:hyperlink r:id="rId149">
@@ -52972,7 +53040,7 @@
         <w:pStyle w:val="Compact"/>
         <w:numPr>
           <w:ilvl w:val="0"/>
-          <w:numId w:val="1007"/>
+          <w:numId w:val="1008"/>
         </w:numPr>
       </w:pPr>
       <w:hyperlink r:id="rId150">
@@ -52998,7 +53066,7 @@
         <w:pStyle w:val="Compact"/>
         <w:numPr>
           <w:ilvl w:val="0"/>
-          <w:numId w:val="1007"/>
+          <w:numId w:val="1008"/>
         </w:numPr>
       </w:pPr>
       <w:hyperlink r:id="rId151">
@@ -53034,7 +53102,7 @@
         <w:pStyle w:val="Compact"/>
         <w:numPr>
           <w:ilvl w:val="0"/>
-          <w:numId w:val="1008"/>
+          <w:numId w:val="1009"/>
         </w:numPr>
       </w:pPr>
       <w:r>
@@ -53049,7 +53117,7 @@
         <w:pStyle w:val="Compact"/>
         <w:numPr>
           <w:ilvl w:val="0"/>
-          <w:numId w:val="1008"/>
+          <w:numId w:val="1009"/>
         </w:numPr>
       </w:pPr>
       <w:r>
@@ -53064,7 +53132,7 @@
         <w:pStyle w:val="Compact"/>
         <w:numPr>
           <w:ilvl w:val="0"/>
-          <w:numId w:val="1008"/>
+          <w:numId w:val="1009"/>
         </w:numPr>
       </w:pPr>
       <w:r>
@@ -53191,7 +53259,7 @@
         <w:pStyle w:val="Compact"/>
         <w:numPr>
           <w:ilvl w:val="0"/>
-          <w:numId w:val="1008"/>
+          <w:numId w:val="1009"/>
         </w:numPr>
       </w:pPr>
       <w:r>
@@ -53203,7 +53271,7 @@
         <w:pStyle w:val="Compact"/>
         <w:numPr>
           <w:ilvl w:val="0"/>
-          <w:numId w:val="1008"/>
+          <w:numId w:val="1009"/>
         </w:numPr>
       </w:pPr>
       <w:r>
@@ -53215,7 +53283,7 @@
         <w:pStyle w:val="Compact"/>
         <w:numPr>
           <w:ilvl w:val="0"/>
-          <w:numId w:val="1008"/>
+          <w:numId w:val="1009"/>
         </w:numPr>
       </w:pPr>
       <w:r>
@@ -53227,7 +53295,7 @@
         <w:pStyle w:val="Compact"/>
         <w:numPr>
           <w:ilvl w:val="0"/>
-          <w:numId w:val="1008"/>
+          <w:numId w:val="1009"/>
         </w:numPr>
       </w:pPr>
       <w:r>
@@ -53256,7 +53324,7 @@
     </w:p>
     <w:bookmarkEnd w:id="157"/>
     <w:bookmarkEnd w:id="158"/>
-    <w:bookmarkStart w:id="180" w:name="references"/>
+    <w:bookmarkStart w:id="182" w:name="references"/>
     <w:p>
       <w:pPr>
         <w:pStyle w:val="Heading2"/>
@@ -53265,7 +53333,7 @@
         <w:t xml:space="preserve">References</w:t>
       </w:r>
     </w:p>
-    <w:bookmarkStart w:id="179" w:name="refs"/>
+    <w:bookmarkStart w:id="181" w:name="refs"/>
     <w:bookmarkStart w:id="160" w:name="ref-aragon2018population"/>
     <w:p>
       <w:pPr>
@@ -53558,13 +53626,13 @@
       </w:r>
     </w:p>
     <w:bookmarkEnd w:id="169"/>
-    <w:bookmarkStart w:id="170" w:name="ref-hosmer1989applied"/>
+    <w:bookmarkStart w:id="170" w:name="ref-hoggtanis2015"/>
     <w:p>
       <w:pPr>
         <w:pStyle w:val="Bibliography"/>
       </w:pPr>
       <w:r>
-        <w:t xml:space="preserve">Hosmer, David W., and Stanley Lemeshow. 1989.</w:t>
+        <w:t xml:space="preserve">Hogg, Robert V., Elliot A. Tanis, and Dale L. Zimmerman. 2019.</w:t>
       </w:r>
       <w:r>
         <w:t xml:space="preserve"> </w:t>
@@ -53574,20 +53642,20 @@
           <w:i/>
           <w:iCs/>
         </w:rPr>
-        <w:t xml:space="preserve">Applied Logistic Regression</w:t>
-      </w:r>
-      <w:r>
-        <w:t xml:space="preserve">. Wiley.</w:t>
+        <w:t xml:space="preserve">Probability and Statistical Inference</w:t>
+      </w:r>
+      <w:r>
+        <w:t xml:space="preserve">. Tenth edition. Pearson.</w:t>
       </w:r>
     </w:p>
     <w:bookmarkEnd w:id="170"/>
-    <w:bookmarkStart w:id="172" w:name="ref-kery-bayes-pop"/>
+    <w:bookmarkStart w:id="171" w:name="ref-hosmer1989applied"/>
     <w:p>
       <w:pPr>
         <w:pStyle w:val="Bibliography"/>
       </w:pPr>
       <w:r>
-        <w:t xml:space="preserve">Kéry, Marc., Michael. Schaub, and Steven R. Beissinger. 2012.</w:t>
+        <w:t xml:space="preserve">Hosmer, David W., and Stanley Lemeshow. 1989.</w:t>
       </w:r>
       <w:r>
         <w:t xml:space="preserve"> </w:t>
@@ -53597,34 +53665,57 @@
           <w:i/>
           <w:iCs/>
         </w:rPr>
-        <w:t xml:space="preserve">Bayesian Population Analysis Using</w:t>
+        <w:t xml:space="preserve">Applied Logistic Regression</w:t>
+      </w:r>
+      <w:r>
+        <w:t xml:space="preserve">. Wiley.</w:t>
+      </w:r>
+    </w:p>
+    <w:bookmarkEnd w:id="171"/>
+    <w:bookmarkStart w:id="173" w:name="ref-kery-bayes-pop"/>
+    <w:p>
+      <w:pPr>
+        <w:pStyle w:val="Bibliography"/>
+      </w:pPr>
+      <w:r>
+        <w:t xml:space="preserve">Kéry, Marc., Michael. Schaub, and Steven R. Beissinger. 2012.</w:t>
+      </w:r>
+      <w:r>
+        <w:t xml:space="preserve"> </w:t>
       </w:r>
       <w:r>
         <w:rPr>
           <w:i/>
           <w:iCs/>
         </w:rPr>
-        <w:t xml:space="preserve"> </w:t>
+        <w:t xml:space="preserve">Bayesian Population Analysis Using</w:t>
       </w:r>
       <w:r>
         <w:rPr>
           <w:i/>
           <w:iCs/>
         </w:rPr>
-        <w:t xml:space="preserve">WinBUGS</w:t>
+        <w:t xml:space="preserve"> </w:t>
       </w:r>
       <w:r>
         <w:rPr>
           <w:i/>
           <w:iCs/>
         </w:rPr>
-        <w:t xml:space="preserve"> </w:t>
+        <w:t xml:space="preserve">WinBUGS</w:t>
       </w:r>
       <w:r>
         <w:rPr>
           <w:i/>
           <w:iCs/>
         </w:rPr>
+        <w:t xml:space="preserve"> </w:t>
+      </w:r>
+      <w:r>
+        <w:rPr>
+          <w:i/>
+          <w:iCs/>
+        </w:rPr>
         <w:t xml:space="preserve">: A Hierarchical Perspective</w:t>
       </w:r>
       <w:r>
@@ -53633,7 +53724,7 @@
       <w:r>
         <w:t xml:space="preserve"> </w:t>
       </w:r>
-      <w:hyperlink r:id="rId171">
+      <w:hyperlink r:id="rId172">
         <w:r>
           <w:rPr>
             <w:rStyle w:val="Hyperlink"/>
@@ -53645,8 +53736,8 @@
         <w:t xml:space="preserve">.</w:t>
       </w:r>
     </w:p>
-    <w:bookmarkEnd w:id="172"/>
-    <w:bookmarkStart w:id="173" w:name="ref-korner.bayes.ecology"/>
+    <w:bookmarkEnd w:id="173"/>
+    <w:bookmarkStart w:id="174" w:name="ref-korner.bayes.ecology"/>
     <w:p>
       <w:pPr>
         <w:pStyle w:val="Bibliography"/>
@@ -53724,8 +53815,8 @@
         <w:t xml:space="preserve">. 1st ed. Academic Press.</w:t>
       </w:r>
     </w:p>
-    <w:bookmarkEnd w:id="173"/>
-    <w:bookmarkStart w:id="174" w:name="ref-statrethink2e"/>
+    <w:bookmarkEnd w:id="174"/>
+    <w:bookmarkStart w:id="175" w:name="ref-statrethink2e"/>
     <w:p>
       <w:pPr>
         <w:pStyle w:val="Bibliography"/>
@@ -53817,14 +53908,14 @@
         <w:t xml:space="preserve">. Second edition. Chapman &amp; Hall/CRC Texts in Statistical Science Series. CRC Press.</w:t>
       </w:r>
     </w:p>
-    <w:bookmarkEnd w:id="174"/>
-    <w:bookmarkStart w:id="176" w:name="ref-rossbayes"/>
+    <w:bookmarkEnd w:id="175"/>
+    <w:bookmarkStart w:id="176" w:name="ref-rice2007mathematical"/>
     <w:p>
       <w:pPr>
         <w:pStyle w:val="Bibliography"/>
       </w:pPr>
       <w:r>
-        <w:t xml:space="preserve">Ross, Kevin. 2022.</w:t>
+        <w:t xml:space="preserve">Rice, John A. 2007.</w:t>
       </w:r>
       <w:r>
         <w:t xml:space="preserve"> </w:t>
@@ -53834,6 +53925,29 @@
           <w:i/>
           <w:iCs/>
         </w:rPr>
+        <w:t xml:space="preserve">Mathematical Statistics and Data Analysis</w:t>
+      </w:r>
+      <w:r>
+        <w:t xml:space="preserve">. 3rd ed. Cengage Learning.</w:t>
+      </w:r>
+    </w:p>
+    <w:bookmarkEnd w:id="176"/>
+    <w:bookmarkStart w:id="178" w:name="ref-rossbayes"/>
+    <w:p>
+      <w:pPr>
+        <w:pStyle w:val="Bibliography"/>
+      </w:pPr>
+      <w:r>
+        <w:t xml:space="preserve">Ross, Kevin. 2022.</w:t>
+      </w:r>
+      <w:r>
+        <w:t xml:space="preserve"> </w:t>
+      </w:r>
+      <w:r>
+        <w:rPr>
+          <w:i/>
+          <w:iCs/>
+        </w:rPr>
         <w:t xml:space="preserve">An Introduction to Bayesian Reasoning and Methods</w:t>
       </w:r>
       <w:r>
@@ -53842,7 +53956,7 @@
       <w:r>
         <w:t xml:space="preserve"> </w:t>
       </w:r>
-      <w:hyperlink r:id="rId175">
+      <w:hyperlink r:id="rId177">
         <w:r>
           <w:rPr>
             <w:rStyle w:val="Hyperlink"/>
@@ -53854,8 +53968,8 @@
         <w:t xml:space="preserve">.</w:t>
       </w:r>
     </w:p>
-    <w:bookmarkEnd w:id="176"/>
-    <w:bookmarkStart w:id="178" w:name="ref-venables2002modern"/>
+    <w:bookmarkEnd w:id="178"/>
+    <w:bookmarkStart w:id="180" w:name="ref-venables2002modern"/>
     <w:p>
       <w:pPr>
         <w:pStyle w:val="Bibliography"/>
@@ -53893,7 +54007,7 @@
       <w:r>
         <w:t xml:space="preserve"> </w:t>
       </w:r>
-      <w:hyperlink r:id="rId177">
+      <w:hyperlink r:id="rId179">
         <w:r>
           <w:rPr>
             <w:rStyle w:val="Hyperlink"/>
@@ -53905,9 +54019,9 @@
         <w:t xml:space="preserve">.</w:t>
       </w:r>
     </w:p>
-    <w:bookmarkEnd w:id="178"/>
-    <w:bookmarkEnd w:id="179"/>
     <w:bookmarkEnd w:id="180"/>
+    <w:bookmarkEnd w:id="181"/>
+    <w:bookmarkEnd w:id="182"/>
     <w:sectPr>
       <w:footnotePr>
         <w:numRestart w:val="eachSect"/>
@@ -54146,6 +54260,9 @@
     <w:abstractNumId w:val="991"/>
   </w:num>
   <w:num w:numId="1008">
+    <w:abstractNumId w:val="991"/>
+  </w:num>
+  <w:num w:numId="1009">
     <w:abstractNumId w:val="991"/>
   </w:num>
 </w:numbering>
